--- a/제작본/06_인물설정서_강지석.docx
+++ b/제작본/06_인물설정서_강지석.docx
@@ -59,6 +59,11 @@
     <w:p>
       <w:r>
         <w:t>양육권 소송 단서가 나왔을 때의 변명: "사실입니다. 서린이 하늘이를 데려가겠다고 했어요. 하지만 그건 부모 싸움이지, 사람을 죽일 이유는 못 됩니다."</w:t>
+      </w:r>
+    </w:p>
+    <w:p>
+      <w:r>
+        <w:t>거실 TV 불빛 이야기가 나오면 붙잡으세요: "보세요, 전 밤새 거실에서 TV를 보고 있었습니다." (사실은 켜둔 채 나갔지만, 그것을 아는 사람은 아무도 없습니다.)</w:t>
       </w:r>
     </w:p>
     <w:p>
